--- a/MyDocumentConverterMultiOSV10/samples/output/markup/html/docx.docx
+++ b/MyDocumentConverterMultiOSV10/samples/output/markup/html/docx.docx
@@ -138,7 +138,7 @@
       <w:r>
         <w:t xml:space="preserve">, 그리고 </w:t>
       </w:r>
-      <w:hyperlink w:history="1" r:id="rIdbgn80qlxnenddcfjutf0s">
+      <w:hyperlink w:history="1" r:id="rIdg8akqiwdrq09vf_i0hztc">
         <w:r>
           <w:rPr>
             <w:rStyle w:val="Hyperlink"/>
@@ -795,7 +795,7 @@
       <w:r>
         <w:t xml:space="preserve"> 자동 링크 </w:t>
       </w:r>
-      <w:hyperlink w:history="1" r:id="rIdizrmyxnlii-meepc8m2qd">
+      <w:hyperlink w:history="1" r:id="rIdcyps9lq1hjjuonyunxvyk">
         <w:r>
           <w:rPr>
             <w:rStyle w:val="Hyperlink"/>
@@ -806,7 +806,7 @@
       <w:r>
         <w:t xml:space="preserve"> 와 </w:t>
       </w:r>
-      <w:hyperlink w:history="1" r:id="rIddhahclwa7hdo6rmmogieu">
+      <w:hyperlink w:history="1" r:id="rId3zutyafv5coxgza9kdj6k">
         <w:r>
           <w:rPr>
             <w:rStyle w:val="Hyperlink"/>
